--- a/templates/roster-template.docx
+++ b/templates/roster-template.docx
@@ -274,6 +274,7 @@
         <w:t>{</w:t>
       </w:r>
       <w:proofErr w:type="spellStart"/>
+      <w:proofErr w:type="gramStart"/>
       <w:r>
         <w:rPr>
           <w:rFonts w:ascii="TimesNewRomanPS-ItalicMT" w:hAnsi="TimesNewRomanPS-ItalicMT" w:cs="TimesNewRomanPS-ItalicMT"/>
@@ -309,7 +310,7 @@
           <w:sz w:val="27"/>
           <w:szCs w:val="27"/>
         </w:rPr>
-        <w:t xml:space="preserve"> (</w:t>
+        <w:t> </w:t>
       </w:r>
       <w:r>
         <w:rPr>
@@ -321,9 +322,9 @@
           <w:sz w:val="27"/>
           <w:szCs w:val="27"/>
         </w:rPr>
-        <w:t>{</w:t>
-      </w:r>
-      <w:proofErr w:type="spellStart"/>
+        <w:t xml:space="preserve"> (</w:t>
+      </w:r>
+      <w:proofErr w:type="gramEnd"/>
       <w:r>
         <w:rPr>
           <w:rFonts w:ascii="TimesNewRomanPS-ItalicMT" w:hAnsi="TimesNewRomanPS-ItalicMT" w:cs="TimesNewRomanPS-ItalicMT"/>
@@ -334,9 +335,9 @@
           <w:sz w:val="27"/>
           <w:szCs w:val="27"/>
         </w:rPr>
-        <w:t>teamCity</w:t>
-      </w:r>
-      <w:proofErr w:type="spellEnd"/>
+        <w:t>{</w:t>
+      </w:r>
+      <w:proofErr w:type="spellStart"/>
       <w:r>
         <w:rPr>
           <w:rFonts w:ascii="TimesNewRomanPS-ItalicMT" w:hAnsi="TimesNewRomanPS-ItalicMT" w:cs="TimesNewRomanPS-ItalicMT"/>
@@ -346,7 +347,19 @@
           <w:iCs/>
           <w:sz w:val="27"/>
           <w:szCs w:val="27"/>
-          <w:lang w:val="en-US"/>
+        </w:rPr>
+        <w:t>teamCity</w:t>
+      </w:r>
+      <w:proofErr w:type="spellEnd"/>
+      <w:r>
+        <w:rPr>
+          <w:rFonts w:ascii="TimesNewRomanPS-ItalicMT" w:hAnsi="TimesNewRomanPS-ItalicMT" w:cs="TimesNewRomanPS-ItalicMT"/>
+          <w:b/>
+          <w:bCs/>
+          <w:i/>
+          <w:iCs/>
+          <w:sz w:val="27"/>
+          <w:szCs w:val="27"/>
         </w:rPr>
         <w:t>}</w:t>
       </w:r>
